--- a/sources/veille/imac/2026-07-13_veille_imac.docx
+++ b/sources/veille/imac/2026-07-13_veille_imac.docx
@@ -37,7 +37,7 @@
           <w:sz w:val="24"/>
           <w:szCs w:val="24"/>
         </w:rPr>
-        <w:t xml:space="preserve">13 juillet 2026 · Niveau d'alerte : 🟡 · Sources exploitées : 2/6 (volet prix ⛔ headless)</w:t>
+        <w:t xml:space="preserve">13 juillet 2026 · Niveau d'alerte : 🟡 · Sources exploitées : 2/4 listées (volet prix ⛔ headless ; deux autres pages marchandes tentées sans succès, non consignées) (corrigé le 12/09/2026 — voir le journal des corrections)</w:t>
       </w:r>
     </w:p>
     <w:p>
@@ -934,6 +934,52 @@
           <w:szCs w:val="22"/>
         </w:rPr>
         <w:t xml:space="preserve">Extraction des grilles tarifaires iMac M4 (Apple + marchands) et sélection de 2-4 AiO Windows comparables avec prix.</w:t>
+      </w:r>
+    </w:p>
+    <w:p>
+      <w:pPr>
+        <w:spacing w:after="120" w:before="320"/>
+      </w:pPr>
+      <w:r>
+        <w:rPr>
+          <w:rFonts w:ascii="Calibri" w:cs="Calibri" w:eastAsia="Calibri" w:hAnsi="Calibri"/>
+          <w:b/>
+          <w:bCs/>
+          <w:color w:val="1B3A6B"/>
+          <w:sz w:val="28"/>
+          <w:szCs w:val="28"/>
+        </w:rPr>
+        <w:t xml:space="preserve">📝 Journal des corrections — 12 septembre 2026</w:t>
+      </w:r>
+    </w:p>
+    <w:p>
+      <w:pPr>
+        <w:spacing w:after="80"/>
+      </w:pPr>
+      <w:r>
+        <w:rPr>
+          <w:rFonts w:ascii="Calibri" w:cs="Calibri" w:eastAsia="Calibri" w:hAnsi="Calibri"/>
+          <w:b/>
+          <w:bCs/>
+          <w:color w:val="1F2937"/>
+          <w:sz w:val="22"/>
+          <w:szCs w:val="22"/>
+        </w:rPr>
+        <w:t xml:space="preserve">Décompte des sources corrigé le 12/09/2026, au cours d'un contrôle des 85 veilles du dépôt (outils/scripts/controle_decompte.py). Le contenu de la note est inchangé ; seuls les nombres annoncés ont été alignés sur la liste des sources qu'elle contient. Formulation d'origine conservée ici.</w:t>
+      </w:r>
+    </w:p>
+    <w:p>
+      <w:pPr>
+        <w:spacing w:after="80"/>
+      </w:pPr>
+      <w:r>
+        <w:rPr>
+          <w:rFonts w:ascii="Calibri" w:cs="Calibri" w:eastAsia="Calibri" w:hAnsi="Calibri"/>
+          <w:color w:val="1F2937"/>
+          <w:sz w:val="22"/>
+          <w:szCs w:val="22"/>
+        </w:rPr>
+        <w:t xml:space="preserve">Version initiale : « Sources exploitées : 2/6 (volet prix ⛔ headless) ». La liste compte quatre entrées : deux ✅ (MacGeneration, Consomac) et deux ⛔ (Apple prix, Apple reconditionné). Les deux autres pages tentées ne sont pas nommées : le dénominateur « 6 » n'était vérifiable nulle part. L'en-tête dit ce que la liste montre et signale les deux tentatives non consignées.</w:t>
       </w:r>
     </w:p>
     <w:p>
